--- a/data/employees/EMP020/AST-EMP020-03.docx
+++ b/data/employees/EMP020/AST-EMP020-03.docx
@@ -7,10 +7,7 @@
         <w:pStyle w:val="Heading1"/>
       </w:pPr>
       <w:r>
-        <w:rPr>
-          <w:sz w:val="36"/>
-        </w:rPr>
-        <w:t>Design specification - EMP020</w:t>
+        <w:t>Ast Emp020 03 - EMP020</w:t>
       </w:r>
     </w:p>
     <w:p>
@@ -18,130 +15,32 @@
         <w:pStyle w:val="Heading2"/>
       </w:pPr>
       <w:r>
-        <w:t>Document Metadata</w:t>
-      </w:r>
-    </w:p>
-    <w:tbl>
-      <w:tblPr>
-        <w:tblStyle w:val="TableGrid"/>
-        <w:tblW w:type="auto" w:w="0"/>
-        <w:tblLook w:firstColumn="1" w:firstRow="1" w:lastColumn="0" w:lastRow="0" w:noHBand="0" w:noVBand="1" w:val="04A0"/>
-      </w:tblPr>
-      <w:tblGrid>
-        <w:gridCol w:w="4320"/>
-        <w:gridCol w:w="4320"/>
-      </w:tblGrid>
-      <w:tr>
-        <w:tc>
-          <w:tcPr>
-            <w:tcW w:type="dxa" w:w="4320"/>
-          </w:tcPr>
-          <w:p>
-            <w:r>
-              <w:t>Author</w:t>
-            </w:r>
-          </w:p>
-        </w:tc>
-        <w:tc>
-          <w:tcPr>
-            <w:tcW w:type="dxa" w:w="4320"/>
-          </w:tcPr>
-          <w:p>
-            <w:r>
-              <w:t>Skyler Chen</w:t>
-            </w:r>
-          </w:p>
-        </w:tc>
-      </w:tr>
-      <w:tr>
-        <w:tc>
-          <w:tcPr>
-            <w:tcW w:type="dxa" w:w="4320"/>
-          </w:tcPr>
-          <w:p>
-            <w:r>
-              <w:t>Role / Department</w:t>
-            </w:r>
-          </w:p>
-        </w:tc>
-        <w:tc>
-          <w:tcPr>
-            <w:tcW w:type="dxa" w:w="4320"/>
-          </w:tcPr>
-          <w:p>
-            <w:r>
-              <w:t>Analyst | Finance</w:t>
-            </w:r>
-          </w:p>
-        </w:tc>
-      </w:tr>
-      <w:tr>
-        <w:tc>
-          <w:tcPr>
-            <w:tcW w:type="dxa" w:w="4320"/>
-          </w:tcPr>
-          <w:p>
-            <w:r>
-              <w:t>Location</w:t>
-            </w:r>
-          </w:p>
-        </w:tc>
-        <w:tc>
-          <w:tcPr>
-            <w:tcW w:type="dxa" w:w="4320"/>
-          </w:tcPr>
-          <w:p>
-            <w:r>
-              <w:t>Austin</w:t>
-            </w:r>
-          </w:p>
-        </w:tc>
-      </w:tr>
-      <w:tr>
-        <w:tc>
-          <w:tcPr>
-            <w:tcW w:type="dxa" w:w="4320"/>
-          </w:tcPr>
-          <w:p>
-            <w:r>
-              <w:t>Last Modified</w:t>
-            </w:r>
-          </w:p>
-        </w:tc>
-        <w:tc>
-          <w:tcPr>
-            <w:tcW w:type="dxa" w:w="4320"/>
-          </w:tcPr>
-          <w:p>
-            <w:r>
-              <w:t>2025-01-24</w:t>
-            </w:r>
-          </w:p>
-        </w:tc>
-      </w:tr>
-    </w:tbl>
-    <w:p/>
-    <w:p>
-      <w:pPr>
-        <w:pStyle w:val="Heading2"/>
-      </w:pPr>
-      <w:r>
-        <w:t>Specification</w:t>
+        <w:t>Page 1</w:t>
       </w:r>
     </w:p>
     <w:p>
       <w:r>
-        <w:t>Design Specification: Automated P&amp;L Reporting Module</w:t>
+        <w:t>Section 1: Data quality remediation. EMP020 contributes to ast emp020 03 through recurring collaboration, clear ownership boundaries, and measurable outcomes. The team captures decisions, open issues, and handoffs so that knowledge remains discoverable for future programs.</w:t>
       </w:r>
     </w:p>
     <w:p>
       <w:r>
-        <w:t>Version: 3.0</w:t>
+        <w:t>Section 2: Knowledge transfer and onboarding. EMP020 contributes to ast emp020 03 through recurring collaboration, clear ownership boundaries, and measurable outcomes. The team captures decisions, open issues, and handoffs so that knowledge remains discoverable for future programs.</w:t>
       </w:r>
     </w:p>
     <w:p>
       <w:r>
-        <w:t>This specification details the design of the automated profit and loss reporting pipeline. Source data is extracted from the ERP system nightly. Transformations are applied in the Fabric dataflow and results published to the Power BI semantic model by 06:00 daily.</w:t>
+        <w:t>Section 3: Knowledge transfer and onboarding. EMP020 contributes to ast emp020 03 through recurring collaboration, clear ownership boundaries, and measurable outcomes. The team captures decisions, open issues, and handoffs so that knowledge remains discoverable for future programs.</w:t>
+      </w:r>
+    </w:p>
+    <w:p>
+      <w:r>
+        <w:t>Section 4: Operational risk review. EMP020 contributes to ast emp020 03 through recurring collaboration, clear ownership boundaries, and measurable outcomes. The team captures decisions, open issues, and handoffs so that knowledge remains discoverable for future programs.</w:t>
+      </w:r>
+    </w:p>
+    <w:p>
+      <w:r>
+        <w:br w:type="page"/>
       </w:r>
     </w:p>
     <w:p>
@@ -149,12 +48,60 @@
         <w:pStyle w:val="Heading2"/>
       </w:pPr>
       <w:r>
-        <w:t>Author Competencies</w:t>
+        <w:t>Page 2</w:t>
       </w:r>
     </w:p>
     <w:p>
       <w:r>
-        <w:t>Synapse, Power BI, Kusto, Ontology</w:t>
+        <w:t>Section 1: Department KPI performance. EMP020 contributes to ast emp020 03 through recurring collaboration, clear ownership boundaries, and measurable outcomes. The team captures decisions, open issues, and handoffs so that knowledge remains discoverable for future programs.</w:t>
+      </w:r>
+    </w:p>
+    <w:p>
+      <w:r>
+        <w:t>Section 2: Fabric semantic model planning. EMP020 contributes to ast emp020 03 through recurring collaboration, clear ownership boundaries, and measurable outcomes. The team captures decisions, open issues, and handoffs so that knowledge remains discoverable for future programs.</w:t>
+      </w:r>
+    </w:p>
+    <w:p>
+      <w:r>
+        <w:t>Section 3: Data quality remediation. EMP020 contributes to ast emp020 03 through recurring collaboration, clear ownership boundaries, and measurable outcomes. The team captures decisions, open issues, and handoffs so that knowledge remains discoverable for future programs.</w:t>
+      </w:r>
+    </w:p>
+    <w:p>
+      <w:r>
+        <w:t>Section 4: Quarterly delivery milestones. EMP020 contributes to ast emp020 03 through recurring collaboration, clear ownership boundaries, and measurable outcomes. The team captures decisions, open issues, and handoffs so that knowledge remains discoverable for future programs.</w:t>
+      </w:r>
+    </w:p>
+    <w:p>
+      <w:r>
+        <w:br w:type="page"/>
+      </w:r>
+    </w:p>
+    <w:p>
+      <w:pPr>
+        <w:pStyle w:val="Heading2"/>
+      </w:pPr>
+      <w:r>
+        <w:t>Page 3</w:t>
+      </w:r>
+    </w:p>
+    <w:p>
+      <w:r>
+        <w:t>Section 1: Operational risk review. EMP020 contributes to ast emp020 03 through recurring collaboration, clear ownership boundaries, and measurable outcomes. The team captures decisions, open issues, and handoffs so that knowledge remains discoverable for future programs.</w:t>
+      </w:r>
+    </w:p>
+    <w:p>
+      <w:r>
+        <w:t>Section 2: Operational risk review. EMP020 contributes to ast emp020 03 through recurring collaboration, clear ownership boundaries, and measurable outcomes. The team captures decisions, open issues, and handoffs so that knowledge remains discoverable for future programs.</w:t>
+      </w:r>
+    </w:p>
+    <w:p>
+      <w:r>
+        <w:t>Section 3: Department KPI performance. EMP020 contributes to ast emp020 03 through recurring collaboration, clear ownership boundaries, and measurable outcomes. The team captures decisions, open issues, and handoffs so that knowledge remains discoverable for future programs.</w:t>
+      </w:r>
+    </w:p>
+    <w:p>
+      <w:r>
+        <w:t>Section 4: Automation backlog refinement. EMP020 contributes to ast emp020 03 through recurring collaboration, clear ownership boundaries, and measurable outcomes. The team captures decisions, open issues, and handoffs so that knowledge remains discoverable for future programs.</w:t>
       </w:r>
     </w:p>
     <w:sectPr>
